--- a/surat/Surat Tugas Magang.docx
+++ b/surat/Surat Tugas Magang.docx
@@ -74,7 +74,7 @@
           <w:color w:val="EE0000"/>
           <w:lang w:val="sv-SE"/>
         </w:rPr>
-        <w:t>910/PL20.6.1/PK.01.06/2025</w:t>
+        <w:t>{{NomorSurat}}</w:t>
       </w:r>
       <w:r>
         <w:rPr>
@@ -204,7 +204,7 @@
           <w:color w:val="EE0000"/>
           <w:lang w:val="en-US"/>
         </w:rPr>
-        <w:t>Reza Rahmat Septiandi</w:t>
+        <w:t>{{Nama}}</w:t>
       </w:r>
       <w:r>
         <w:rPr>
@@ -443,35 +443,7 @@
           <w:color w:val="EE0000"/>
           <w:lang w:val="sv-SE"/>
         </w:rPr>
-        <w:t>20</w:t>
-      </w:r>
-      <w:r>
-        <w:rPr>
-          <w:color w:val="EE0000"/>
-          <w:lang w:val="sv-SE"/>
-        </w:rPr>
-        <w:t>2</w:t>
-      </w:r>
-      <w:r>
-        <w:rPr>
-          <w:color w:val="EE0000"/>
-          <w:lang w:val="sv-SE"/>
-        </w:rPr>
-        <w:t>4</w:t>
-      </w:r>
-      <w:r>
-        <w:rPr>
-          <w:color w:val="EE0000"/>
-          <w:lang w:val="sv-SE"/>
-        </w:rPr>
-        <w:t>/202</w:t>
-      </w:r>
-      <w:r>
-        <w:rPr>
-          <w:color w:val="EE0000"/>
-          <w:lang w:val="sv-SE"/>
-        </w:rPr>
-        <w:t>5</w:t>
+        <w:t>{{TahunAkademik}}</w:t>
       </w:r>
       <w:r>
         <w:rPr>
@@ -990,7 +962,7 @@
           <w:u w:val="single"/>
           <w:lang w:val="sv-SE"/>
         </w:rPr>
-        <w:t>22 Oktober 2025</w:t>
+        <w:t>{{Tanggal}}</w:t>
       </w:r>
       <w:r>
         <w:rPr>
@@ -1613,7 +1585,7 @@
           <w:noProof/>
           <w:color w:val="EE0000"/>
         </w:rPr>
-        <w:t>910/PL20.6.1/PK.01.06/2025</w:t>
+        <w:t>{{NomorSurat}}</w:t>
       </w:r>
       <w:r>
         <w:rPr>
@@ -1681,7 +1653,7 @@
           <w:color w:val="EE0000"/>
           <w:lang w:val="en-US"/>
         </w:rPr>
-        <w:t>Reza Rahmat Septiandi</w:t>
+        <w:t>{{Nama}}</w:t>
       </w:r>
       <w:r>
         <w:rPr>
